--- a/HealthLens_论文_IMR投稿包/manuscript_IMR.docx
+++ b/HealthLens_论文_IMR投稿包/manuscript_IMR.docx
@@ -423,7 +423,7 @@
           <w:i w:val="0"/>
           <w:sz w:val="24"/>
         </w:rPr>
-        <w:t>We propose the Integrated Steady-State Biology Framework (ISSBF). Six paradigm axioms constrain the design; classical constructs are axiomatically mapped onto ten measurable steady-state biology axes; a fusion rule intersects classical candidates with individual genetic-weakness pathways; and a Sense-Infer-Intervene-Verify closed loop drives continuous verification. A real-world case library (n=29; L1=8, L2=9, L3=12) anchors the axes empirically. We conducted in-silico validation with 22 synthetic profiles.</w:t>
+        <w:t>We propose the Integrated Steady-State Biology Framework (ISSBF). Six paradigm axioms constrain the design; classical constructs are axiomatically mapped onto ten measurable steady-state biology axes; a fusion rule intersects classical candidates with individual genetic-weakness pathways; and a Sense-Infer-Intervene-Verify closed loop drives continuous verification. A stratified case evidence base (n=120; 7 Crossref-verified + 8 traditional + 14 unverified + 91 synthetic_validation, the latter held at a separate S weight and excluded from L1-L3 grades) anchors the axes empirically. We conducted in-silico validation with 22 synthetic profiles.</w:t>
       </w:r>
     </w:p>
     <w:p>
@@ -437,7 +437,7 @@
           <w:i w:val="0"/>
           <w:sz w:val="24"/>
         </w:rPr>
-        <w:t>Results: Each of the initial eight axes anchors to a modern mechanism and human evidence (4-week fasting raised LAMP2 4.2-fold; time-restricted eating reduced hepatic fat 25.8% in a 333-person randomized controlled trial; dasatinib plus quercetin reduced p16-positive senescent cells 35% in a first-in-human pilot (9 diabetic kidney disease patients), and a 60-person Phase II RCT in postmenopausal women (aged 62-88) produced a subtle, time-limited elevation of the bone formation marker but no clear effect on bone degradation). Computational validation yielded 100% dual-run reproducibility, 100% weakness-profile coverage (90% at L1 grade), zero personalized recommendations for control profiles, and 85% convergent validity with traditional-medicine domain expectations.</w:t>
+        <w:t>Results: Each of the initial eight axes anchors to a modern mechanism and human evidence (4-week fasting raised LAMP2 4.2-fold; time-restricted eating reduced hepatic fat 25.8% in a 333-person randomized controlled trial; dasatinib plus quercetin reduced p16-positive senescent cells 35% in a first-in-human pilot (9 diabetic kidney disease patients), and a 60-person Phase II RCT in postmenopausal women (aged 62-88) produced a subtle, time-limited elevation of the bone formation marker but no clear effect on bone degradation). Computational validation yielded 100% dual-run reproducibility, 100% weakness-profile coverage, 75% L1-grade coverage under the evidence gate (91 synthetic entries excluded from L1-L3), zero personalized recommendations for control profiles, and 88% domain-expectation concordance with an author-encoded traditional-medicine keyword dictionary used only as an exploratory content-validity proxy.</w:t>
       </w:r>
       <w:r>
         <w:rPr>
@@ -729,7 +729,7 @@
           <w:i w:val="0"/>
           <w:sz w:val="24"/>
         </w:rPr>
-        <w:t>3.1 Real-world evidence base (n = 29)</w:t>
+        <w:t>3.1 Case evidence base: stratified by verification status (n = 120)</w:t>
       </w:r>
     </w:p>
     <w:p>
@@ -744,7 +744,7 @@
           <w:i w:val="0"/>
           <w:sz w:val="24"/>
         </w:rPr>
-        <w:t>We curated a machine-readable case library (case_evidence_db.json) of 29 real human-trial or classical-experience entries. Evidence-grade distribution: L1 = 8, L2 = 9, L3 = 12. Representative entries are listed in Table 1. The library demonstrates that each of the initial eight axes anchors to at least one high-grade human trial or classical source: axis A (gasification / autophagy) is anchored by a prospective study showing LAMP2 upregulation 4.2-fold and LC3B 1.9-fold after 4-week dawn-to-dusk fasting [1]; axis C (luo-network / stasis) is anchored by a first-in-human senolytic pilot [5,7] and a Phase II RCT [18] in postmenopausal women, where we explicitly grade the Phase II as 'subtle effect' rather than overclaiming benefit - demonstrating that ISSBF preserves null results and calibrates evidence grade to the actual data, not the hypothesis; axis D (yin-yang / circadian) is anchored by two recent Nature Medicine and Journal of Hepatology randomized controlled trials of time-restricted eating; axis H (congenital / epigenetic) is anchored by a fasting-mimicking-diet randomized trial showing a 2.5-year reduction in biological age and a 2026 Centenarian cohort study of CD4 CTL expansion [3].</w:t>
+        <w:t>We curated a machine-readable case library (case_evidence_db.json) of 120 entries, disclosed by verification status: 7 Crossref-verified human-trial or classical-experience entries, 8 traditional-text entries, 14 unverified_no_publication entries (not citable as evidence grades), and 91 synthetic_validation entries used only as fusion-logic test fixtures and held at a separate S weight. Under the evidence gate, only the 7 verified entries contribute to L1-L3 grade counts. Representative entries are listed in Table 1. The library demonstrates that each of the initial eight axes anchors to at least one high-grade human trial or classical source: axis A (gasification / autophagy) is anchored by a prospective study showing LAMP2 upregulation 4.2-fold and LC3B 1.9-fold after 4-week dawn-to-dusk fasting [1]; axis C (luo-network / stasis) is anchored by a first-in-human senolytic pilot [5,7] and a Phase II RCT [18] in postmenopausal women, where we explicitly grade the Phase II as 'subtle effect' rather than overclaiming benefit - demonstrating that ISSBF preserves null results and calibrates evidence grade to the actual data, not the hypothesis; axis D (yin-yang / circadian) is anchored by two recent Nature Medicine and Journal of Hepatology randomized controlled trials of time-restricted eating; axis H (congenital / epigenetic) is anchored by a fasting-mimicking-diet randomized trial showing a 2.5-year reduction in biological age and a 2026 Centenarian cohort study of CD4 CTL expansion [3].</w:t>
       </w:r>
     </w:p>
     <w:p>
@@ -977,7 +977,7 @@
           <w:i w:val="0"/>
           <w:sz w:val="24"/>
         </w:rPr>
-        <w:t>ISSBF provides a computable, verifiable, non-medical theoretical skeleton for integrating classical and modern medicine. Six paradigm axioms constrain the design; ten steady-state biology axes project classical experience onto modern measurable pathways; a curated real-world case library validates directional correctness; and an SIIV closed loop with defined hardware interfaces drives continuous verification. In-silico computational validation demonstrates that the fusion judgement is reproducible, specific, high-coverage, and auditable. As a decision-support framework, ISSBF can serve as a research foundation for personalized non-pharmacological intervention; the efficacy of the framework as a whole awaits prospective human validation.</w:t>
+        <w:t>ISSBF provides a computable, verifiable, non-medical theoretical skeleton for integrating classical and modern medicine. Six paradigm axioms constrain the design; ten steady-state biology axes project classical experience onto modern measurable pathways; a stratified case evidence base validates directional correctness; and an SIIV closed loop with defined hardware interfaces drives continuous verification. In-silico computational validation demonstrates that the fusion judgement is reproducible, specific, high-coverage, and auditable. As a decision-support framework, ISSBF can serve as a research foundation for personalized non-pharmacological intervention; the efficacy of the framework as a whole awaits prospective human validation.</w:t>
       </w:r>
     </w:p>
     <w:p>
@@ -1611,7 +1611,7 @@
           <w:i w:val="0"/>
           <w:sz w:val="24"/>
         </w:rPr>
-        <w:t xml:space="preserve"> Representative entries in the real-world case library (n = 29)</w:t>
+        <w:t xml:space="preserve"> Representative entries from the stratified case evidence base (n = 120; 7 Crossref-verified shown)</w:t>
       </w:r>
     </w:p>
     <w:tbl>
